--- a/4. RESULTADOS/Descriptivos/tabla_tamano_empresa.docx
+++ b/4. RESULTADOS/Descriptivos/tabla_tamano_empresa.docx
@@ -25,7 +25,7 @@
         <w:ind w:left="60" w:right="60" w:firstLine="0" w:firstLineChars="0"/>
       </w:pPr>
       <w:r>
-        <w:t xml:space="preserve">Distribución de tamaño de empresa</w:t>
+        <w:t xml:space="preserve">Tamaño de empresa fijado en 2022 (control usado en las estimaciones)</w:t>
       </w:r>
     </w:p>
     <w:tbl xmlns:a="http://schemas.openxmlformats.org/drawingml/2006/main" xmlns:pic="http://schemas.openxmlformats.org/drawingml/2006/picture">
@@ -35,8 +35,8 @@
         <w:tblLook w:firstRow="1" w:lastRow="0" w:firstColumn="0" w:lastColumn="0" w:noHBand="0" w:noVBand="1"/>
       </w:tblPr>
       <w:tblGrid>
-        <w:gridCol w:w="2123"/>
-        <w:gridCol w:w="1683"/>
+        <w:gridCol w:w="1756"/>
+        <w:gridCol w:w="1254"/>
       </w:tblGrid>
       <w:tr>
         <w:trPr>
@@ -94,7 +94,7 @@
                 <w:szCs w:val="22"/>
                 <w:color w:val="000000"/>
               </w:rPr>
-              <w:t xml:space="preserve">tamano_empresa</w:t>
+              <w:t xml:space="preserve">tamano_2022</w:t>
             </w:r>
           </w:p>
         </w:tc>
@@ -149,7 +149,7 @@
                 <w:szCs w:val="22"/>
                 <w:color w:val="000000"/>
               </w:rPr>
-              <w:t xml:space="preserve">n_firma_anio</w:t>
+              <w:t xml:space="preserve">n_firmas</w:t>
             </w:r>
           </w:p>
         </w:tc>
@@ -264,7 +264,7 @@
                 <w:szCs w:val="22"/>
                 <w:color w:val="000000"/>
               </w:rPr>
-              <w:t xml:space="preserve">37,289</w:t>
+              <w:t xml:space="preserve">3,427</w:t>
             </w:r>
           </w:p>
         </w:tc>
@@ -379,7 +379,7 @@
                 <w:szCs w:val="22"/>
                 <w:color w:val="000000"/>
               </w:rPr>
-              <w:t xml:space="preserve">17,749</w:t>
+              <w:t xml:space="preserve">1,884</w:t>
             </w:r>
           </w:p>
         </w:tc>
@@ -494,7 +494,7 @@
                 <w:szCs w:val="22"/>
                 <w:color w:val="000000"/>
               </w:rPr>
-              <w:t xml:space="preserve">7,778</w:t>
+              <w:t xml:space="preserve">875</w:t>
             </w:r>
           </w:p>
         </w:tc>
